--- a/Related Work/Our Work/research_paper_in_progress.docx
+++ b/Related Work/Our Work/research_paper_in_progress.docx
@@ -906,7 +906,7 @@
         </w:trPr>
         <w:tc>
           <w:tcPr>
-            <w:tcW w:w="1800" w:type="dxa"/>
+            <w:tcW w:w="2080" w:type="dxa"/>
           </w:tcPr>
           <w:p>
             <w:pPr>
@@ -923,7 +923,7 @@
         </w:tc>
         <w:tc>
           <w:tcPr>
-            <w:tcW w:w="1440" w:type="dxa"/>
+            <w:tcW w:w="1664" w:type="dxa"/>
           </w:tcPr>
           <w:p>
             <w:pPr>
@@ -940,7 +940,7 @@
         </w:tc>
         <w:tc>
           <w:tcPr>
-            <w:tcW w:w="720" w:type="dxa"/>
+            <w:tcW w:w="832" w:type="dxa"/>
           </w:tcPr>
           <w:p>
             <w:pPr>
@@ -957,7 +957,7 @@
         </w:tc>
         <w:tc>
           <w:tcPr>
-            <w:tcW w:w="900" w:type="dxa"/>
+            <w:tcW w:w="1040" w:type="dxa"/>
           </w:tcPr>
           <w:p>
             <w:pPr>
@@ -974,7 +974,7 @@
         </w:tc>
         <w:tc>
           <w:tcPr>
-            <w:tcW w:w="900" w:type="dxa"/>
+            <w:tcW w:w="1040" w:type="dxa"/>
           </w:tcPr>
           <w:p>
             <w:pPr>
@@ -991,7 +991,7 @@
         </w:tc>
         <w:tc>
           <w:tcPr>
-            <w:tcW w:w="1260" w:type="dxa"/>
+            <w:tcW w:w="1456" w:type="dxa"/>
           </w:tcPr>
           <w:p>
             <w:pPr>
@@ -1008,7 +1008,7 @@
         </w:tc>
         <w:tc>
           <w:tcPr>
-            <w:tcW w:w="1080" w:type="dxa"/>
+            <w:tcW w:w="1248" w:type="dxa"/>
           </w:tcPr>
           <w:p>
             <w:pPr>
@@ -1027,7 +1027,7 @@
       <w:tr>
         <w:tc>
           <w:tcPr>
-            <w:tcW w:w="1800" w:type="dxa"/>
+            <w:tcW w:w="2080" w:type="dxa"/>
           </w:tcPr>
           <w:p>
             <w:r>
@@ -1040,7 +1040,7 @@
         </w:tc>
         <w:tc>
           <w:tcPr>
-            <w:tcW w:w="1440" w:type="dxa"/>
+            <w:tcW w:w="1664" w:type="dxa"/>
           </w:tcPr>
           <w:p>
             <w:r>
@@ -1053,7 +1053,7 @@
         </w:tc>
         <w:tc>
           <w:tcPr>
-            <w:tcW w:w="720" w:type="dxa"/>
+            <w:tcW w:w="832" w:type="dxa"/>
           </w:tcPr>
           <w:p>
             <w:pPr>
@@ -1069,7 +1069,7 @@
         </w:tc>
         <w:tc>
           <w:tcPr>
-            <w:tcW w:w="900" w:type="dxa"/>
+            <w:tcW w:w="1040" w:type="dxa"/>
           </w:tcPr>
           <w:p>
             <w:pPr>
@@ -1085,7 +1085,7 @@
         </w:tc>
         <w:tc>
           <w:tcPr>
-            <w:tcW w:w="900" w:type="dxa"/>
+            <w:tcW w:w="1040" w:type="dxa"/>
           </w:tcPr>
           <w:p>
             <w:pPr>
@@ -1101,7 +1101,7 @@
         </w:tc>
         <w:tc>
           <w:tcPr>
-            <w:tcW w:w="1260" w:type="dxa"/>
+            <w:tcW w:w="1456" w:type="dxa"/>
           </w:tcPr>
           <w:p>
             <w:pPr>
@@ -1117,7 +1117,7 @@
         </w:tc>
         <w:tc>
           <w:tcPr>
-            <w:tcW w:w="1080" w:type="dxa"/>
+            <w:tcW w:w="1248" w:type="dxa"/>
           </w:tcPr>
           <w:p>
             <w:pPr>
@@ -1135,7 +1135,7 @@
       <w:tr>
         <w:tc>
           <w:tcPr>
-            <w:tcW w:w="1800" w:type="dxa"/>
+            <w:tcW w:w="2080" w:type="dxa"/>
           </w:tcPr>
           <w:p>
             <w:r>
@@ -1148,7 +1148,7 @@
         </w:tc>
         <w:tc>
           <w:tcPr>
-            <w:tcW w:w="1440" w:type="dxa"/>
+            <w:tcW w:w="1664" w:type="dxa"/>
           </w:tcPr>
           <w:p>
             <w:r>
@@ -1161,7 +1161,7 @@
         </w:tc>
         <w:tc>
           <w:tcPr>
-            <w:tcW w:w="720" w:type="dxa"/>
+            <w:tcW w:w="832" w:type="dxa"/>
           </w:tcPr>
           <w:p>
             <w:pPr>
@@ -1177,7 +1177,7 @@
         </w:tc>
         <w:tc>
           <w:tcPr>
-            <w:tcW w:w="900" w:type="dxa"/>
+            <w:tcW w:w="1040" w:type="dxa"/>
           </w:tcPr>
           <w:p>
             <w:pPr>
@@ -1193,7 +1193,7 @@
         </w:tc>
         <w:tc>
           <w:tcPr>
-            <w:tcW w:w="900" w:type="dxa"/>
+            <w:tcW w:w="1040" w:type="dxa"/>
           </w:tcPr>
           <w:p>
             <w:pPr>
@@ -1209,7 +1209,7 @@
         </w:tc>
         <w:tc>
           <w:tcPr>
-            <w:tcW w:w="1260" w:type="dxa"/>
+            <w:tcW w:w="1456" w:type="dxa"/>
           </w:tcPr>
           <w:p>
             <w:pPr>
@@ -1225,7 +1225,7 @@
         </w:tc>
         <w:tc>
           <w:tcPr>
-            <w:tcW w:w="1080" w:type="dxa"/>
+            <w:tcW w:w="1248" w:type="dxa"/>
           </w:tcPr>
           <w:p>
             <w:pPr>
@@ -1243,7 +1243,7 @@
       <w:tr>
         <w:tc>
           <w:tcPr>
-            <w:tcW w:w="1800" w:type="dxa"/>
+            <w:tcW w:w="2080" w:type="dxa"/>
           </w:tcPr>
           <w:p>
             <w:r>
@@ -1256,7 +1256,7 @@
         </w:tc>
         <w:tc>
           <w:tcPr>
-            <w:tcW w:w="1440" w:type="dxa"/>
+            <w:tcW w:w="1664" w:type="dxa"/>
           </w:tcPr>
           <w:p>
             <w:r>
@@ -1269,7 +1269,7 @@
         </w:tc>
         <w:tc>
           <w:tcPr>
-            <w:tcW w:w="720" w:type="dxa"/>
+            <w:tcW w:w="832" w:type="dxa"/>
           </w:tcPr>
           <w:p>
             <w:pPr>
@@ -1285,7 +1285,7 @@
         </w:tc>
         <w:tc>
           <w:tcPr>
-            <w:tcW w:w="900" w:type="dxa"/>
+            <w:tcW w:w="1040" w:type="dxa"/>
           </w:tcPr>
           <w:p>
             <w:pPr>
@@ -1301,7 +1301,7 @@
         </w:tc>
         <w:tc>
           <w:tcPr>
-            <w:tcW w:w="900" w:type="dxa"/>
+            <w:tcW w:w="1040" w:type="dxa"/>
           </w:tcPr>
           <w:p>
             <w:pPr>
@@ -1317,7 +1317,7 @@
         </w:tc>
         <w:tc>
           <w:tcPr>
-            <w:tcW w:w="1260" w:type="dxa"/>
+            <w:tcW w:w="1456" w:type="dxa"/>
           </w:tcPr>
           <w:p>
             <w:pPr>
@@ -1333,7 +1333,7 @@
         </w:tc>
         <w:tc>
           <w:tcPr>
-            <w:tcW w:w="1080" w:type="dxa"/>
+            <w:tcW w:w="1248" w:type="dxa"/>
           </w:tcPr>
           <w:p>
             <w:pPr>
@@ -1351,7 +1351,7 @@
       <w:tr>
         <w:tc>
           <w:tcPr>
-            <w:tcW w:w="1800" w:type="dxa"/>
+            <w:tcW w:w="2080" w:type="dxa"/>
           </w:tcPr>
           <w:p>
             <w:r>
@@ -1364,7 +1364,7 @@
         </w:tc>
         <w:tc>
           <w:tcPr>
-            <w:tcW w:w="1440" w:type="dxa"/>
+            <w:tcW w:w="1664" w:type="dxa"/>
           </w:tcPr>
           <w:p>
             <w:r>
@@ -1377,7 +1377,7 @@
         </w:tc>
         <w:tc>
           <w:tcPr>
-            <w:tcW w:w="720" w:type="dxa"/>
+            <w:tcW w:w="832" w:type="dxa"/>
           </w:tcPr>
           <w:p>
             <w:pPr>
@@ -1393,7 +1393,7 @@
         </w:tc>
         <w:tc>
           <w:tcPr>
-            <w:tcW w:w="900" w:type="dxa"/>
+            <w:tcW w:w="1040" w:type="dxa"/>
           </w:tcPr>
           <w:p>
             <w:pPr>
@@ -1409,7 +1409,7 @@
         </w:tc>
         <w:tc>
           <w:tcPr>
-            <w:tcW w:w="900" w:type="dxa"/>
+            <w:tcW w:w="1040" w:type="dxa"/>
           </w:tcPr>
           <w:p>
             <w:pPr>
@@ -1425,7 +1425,7 @@
         </w:tc>
         <w:tc>
           <w:tcPr>
-            <w:tcW w:w="1260" w:type="dxa"/>
+            <w:tcW w:w="1456" w:type="dxa"/>
           </w:tcPr>
           <w:p>
             <w:pPr>
@@ -1441,7 +1441,7 @@
         </w:tc>
         <w:tc>
           <w:tcPr>
-            <w:tcW w:w="1080" w:type="dxa"/>
+            <w:tcW w:w="1248" w:type="dxa"/>
           </w:tcPr>
           <w:p>
             <w:pPr>
@@ -1459,7 +1459,7 @@
       <w:tr>
         <w:tc>
           <w:tcPr>
-            <w:tcW w:w="1800" w:type="dxa"/>
+            <w:tcW w:w="2080" w:type="dxa"/>
           </w:tcPr>
           <w:p>
             <w:r>
@@ -1472,7 +1472,7 @@
         </w:tc>
         <w:tc>
           <w:tcPr>
-            <w:tcW w:w="1440" w:type="dxa"/>
+            <w:tcW w:w="1664" w:type="dxa"/>
           </w:tcPr>
           <w:p>
             <w:r>
@@ -1485,7 +1485,7 @@
         </w:tc>
         <w:tc>
           <w:tcPr>
-            <w:tcW w:w="720" w:type="dxa"/>
+            <w:tcW w:w="832" w:type="dxa"/>
           </w:tcPr>
           <w:p>
             <w:pPr>
@@ -1501,7 +1501,7 @@
         </w:tc>
         <w:tc>
           <w:tcPr>
-            <w:tcW w:w="900" w:type="dxa"/>
+            <w:tcW w:w="1040" w:type="dxa"/>
           </w:tcPr>
           <w:p>
             <w:pPr>
@@ -1517,7 +1517,7 @@
         </w:tc>
         <w:tc>
           <w:tcPr>
-            <w:tcW w:w="900" w:type="dxa"/>
+            <w:tcW w:w="1040" w:type="dxa"/>
           </w:tcPr>
           <w:p>
             <w:pPr>
@@ -1533,7 +1533,7 @@
         </w:tc>
         <w:tc>
           <w:tcPr>
-            <w:tcW w:w="1260" w:type="dxa"/>
+            <w:tcW w:w="1456" w:type="dxa"/>
           </w:tcPr>
           <w:p>
             <w:pPr>
@@ -1549,7 +1549,7 @@
         </w:tc>
         <w:tc>
           <w:tcPr>
-            <w:tcW w:w="1080" w:type="dxa"/>
+            <w:tcW w:w="1248" w:type="dxa"/>
           </w:tcPr>
           <w:p>
             <w:pPr>
@@ -1567,7 +1567,7 @@
       <w:tr>
         <w:tc>
           <w:tcPr>
-            <w:tcW w:w="1800" w:type="dxa"/>
+            <w:tcW w:w="2080" w:type="dxa"/>
           </w:tcPr>
           <w:p>
             <w:r>
@@ -1580,7 +1580,7 @@
         </w:tc>
         <w:tc>
           <w:tcPr>
-            <w:tcW w:w="1440" w:type="dxa"/>
+            <w:tcW w:w="1664" w:type="dxa"/>
           </w:tcPr>
           <w:p>
             <w:r>
@@ -1593,7 +1593,7 @@
         </w:tc>
         <w:tc>
           <w:tcPr>
-            <w:tcW w:w="720" w:type="dxa"/>
+            <w:tcW w:w="832" w:type="dxa"/>
           </w:tcPr>
           <w:p>
             <w:pPr>
@@ -1609,7 +1609,7 @@
         </w:tc>
         <w:tc>
           <w:tcPr>
-            <w:tcW w:w="900" w:type="dxa"/>
+            <w:tcW w:w="1040" w:type="dxa"/>
           </w:tcPr>
           <w:p>
             <w:pPr>
@@ -1625,7 +1625,7 @@
         </w:tc>
         <w:tc>
           <w:tcPr>
-            <w:tcW w:w="900" w:type="dxa"/>
+            <w:tcW w:w="1040" w:type="dxa"/>
           </w:tcPr>
           <w:p>
             <w:pPr>
@@ -1641,7 +1641,7 @@
         </w:tc>
         <w:tc>
           <w:tcPr>
-            <w:tcW w:w="1260" w:type="dxa"/>
+            <w:tcW w:w="1456" w:type="dxa"/>
           </w:tcPr>
           <w:p>
             <w:pPr>
@@ -1657,7 +1657,7 @@
         </w:tc>
         <w:tc>
           <w:tcPr>
-            <w:tcW w:w="1080" w:type="dxa"/>
+            <w:tcW w:w="1248" w:type="dxa"/>
           </w:tcPr>
           <w:p>
             <w:pPr>
@@ -1675,7 +1675,7 @@
       <w:tr>
         <w:tc>
           <w:tcPr>
-            <w:tcW w:w="1800" w:type="dxa"/>
+            <w:tcW w:w="2080" w:type="dxa"/>
           </w:tcPr>
           <w:p>
             <w:r>
@@ -1688,7 +1688,7 @@
         </w:tc>
         <w:tc>
           <w:tcPr>
-            <w:tcW w:w="1440" w:type="dxa"/>
+            <w:tcW w:w="1664" w:type="dxa"/>
           </w:tcPr>
           <w:p>
             <w:r>
@@ -1701,7 +1701,7 @@
         </w:tc>
         <w:tc>
           <w:tcPr>
-            <w:tcW w:w="720" w:type="dxa"/>
+            <w:tcW w:w="832" w:type="dxa"/>
           </w:tcPr>
           <w:p>
             <w:pPr>
@@ -1717,7 +1717,7 @@
         </w:tc>
         <w:tc>
           <w:tcPr>
-            <w:tcW w:w="900" w:type="dxa"/>
+            <w:tcW w:w="1040" w:type="dxa"/>
           </w:tcPr>
           <w:p>
             <w:pPr>
@@ -1733,7 +1733,7 @@
         </w:tc>
         <w:tc>
           <w:tcPr>
-            <w:tcW w:w="900" w:type="dxa"/>
+            <w:tcW w:w="1040" w:type="dxa"/>
           </w:tcPr>
           <w:p>
             <w:pPr>
@@ -1749,7 +1749,7 @@
         </w:tc>
         <w:tc>
           <w:tcPr>
-            <w:tcW w:w="1260" w:type="dxa"/>
+            <w:tcW w:w="1456" w:type="dxa"/>
           </w:tcPr>
           <w:p>
             <w:pPr>
@@ -1765,7 +1765,7 @@
         </w:tc>
         <w:tc>
           <w:tcPr>
-            <w:tcW w:w="1080" w:type="dxa"/>
+            <w:tcW w:w="1248" w:type="dxa"/>
           </w:tcPr>
           <w:p>
             <w:pPr>
@@ -1783,7 +1783,7 @@
       <w:tr>
         <w:tc>
           <w:tcPr>
-            <w:tcW w:w="1800" w:type="dxa"/>
+            <w:tcW w:w="2080" w:type="dxa"/>
           </w:tcPr>
           <w:p>
             <w:r>
@@ -1796,7 +1796,7 @@
         </w:tc>
         <w:tc>
           <w:tcPr>
-            <w:tcW w:w="1440" w:type="dxa"/>
+            <w:tcW w:w="1664" w:type="dxa"/>
           </w:tcPr>
           <w:p>
             <w:r>
@@ -1809,7 +1809,7 @@
         </w:tc>
         <w:tc>
           <w:tcPr>
-            <w:tcW w:w="720" w:type="dxa"/>
+            <w:tcW w:w="832" w:type="dxa"/>
           </w:tcPr>
           <w:p>
             <w:pPr>
@@ -1825,7 +1825,7 @@
         </w:tc>
         <w:tc>
           <w:tcPr>
-            <w:tcW w:w="900" w:type="dxa"/>
+            <w:tcW w:w="1040" w:type="dxa"/>
           </w:tcPr>
           <w:p>
             <w:pPr>
@@ -1841,7 +1841,7 @@
         </w:tc>
         <w:tc>
           <w:tcPr>
-            <w:tcW w:w="900" w:type="dxa"/>
+            <w:tcW w:w="1040" w:type="dxa"/>
           </w:tcPr>
           <w:p>
             <w:pPr>
@@ -1857,7 +1857,7 @@
         </w:tc>
         <w:tc>
           <w:tcPr>
-            <w:tcW w:w="1260" w:type="dxa"/>
+            <w:tcW w:w="1456" w:type="dxa"/>
           </w:tcPr>
           <w:p>
             <w:pPr>
@@ -1873,7 +1873,7 @@
         </w:tc>
         <w:tc>
           <w:tcPr>
-            <w:tcW w:w="1080" w:type="dxa"/>
+            <w:tcW w:w="1248" w:type="dxa"/>
           </w:tcPr>
           <w:p>
             <w:pPr>
@@ -1891,7 +1891,7 @@
       <w:tr>
         <w:tc>
           <w:tcPr>
-            <w:tcW w:w="1800" w:type="dxa"/>
+            <w:tcW w:w="2080" w:type="dxa"/>
           </w:tcPr>
           <w:p>
             <w:r>
@@ -1904,7 +1904,7 @@
         </w:tc>
         <w:tc>
           <w:tcPr>
-            <w:tcW w:w="1440" w:type="dxa"/>
+            <w:tcW w:w="1664" w:type="dxa"/>
           </w:tcPr>
           <w:p>
             <w:r>
@@ -1917,7 +1917,7 @@
         </w:tc>
         <w:tc>
           <w:tcPr>
-            <w:tcW w:w="720" w:type="dxa"/>
+            <w:tcW w:w="832" w:type="dxa"/>
           </w:tcPr>
           <w:p>
             <w:pPr>
@@ -1933,7 +1933,7 @@
         </w:tc>
         <w:tc>
           <w:tcPr>
-            <w:tcW w:w="900" w:type="dxa"/>
+            <w:tcW w:w="1040" w:type="dxa"/>
           </w:tcPr>
           <w:p>
             <w:pPr>
@@ -1949,7 +1949,7 @@
         </w:tc>
         <w:tc>
           <w:tcPr>
-            <w:tcW w:w="900" w:type="dxa"/>
+            <w:tcW w:w="1040" w:type="dxa"/>
           </w:tcPr>
           <w:p>
             <w:pPr>
@@ -1965,7 +1965,7 @@
         </w:tc>
         <w:tc>
           <w:tcPr>
-            <w:tcW w:w="1260" w:type="dxa"/>
+            <w:tcW w:w="1456" w:type="dxa"/>
           </w:tcPr>
           <w:p>
             <w:pPr>
@@ -1981,7 +1981,7 @@
         </w:tc>
         <w:tc>
           <w:tcPr>
-            <w:tcW w:w="1080" w:type="dxa"/>
+            <w:tcW w:w="1248" w:type="dxa"/>
           </w:tcPr>
           <w:p>
             <w:pPr>
@@ -1999,33 +1999,51 @@
       <w:tr>
         <w:tc>
           <w:tcPr>
-            <w:tcW w:w="1800" w:type="dxa"/>
-          </w:tcPr>
-          <w:p>
-            <w:r>
-              <w:rPr>
-                <w:sz w:val="16"/>
-              </w:rPr>
-              <w:t>Li et al. [20] (2024)</w:t>
-            </w:r>
-          </w:p>
-        </w:tc>
-        <w:tc>
-          <w:tcPr>
-            <w:tcW w:w="1440" w:type="dxa"/>
-          </w:tcPr>
-          <w:p>
-            <w:r>
-              <w:rPr>
-                <w:sz w:val="16"/>
-              </w:rPr>
-              <w:t>Personalized DL</w:t>
-            </w:r>
-          </w:p>
-        </w:tc>
-        <w:tc>
-          <w:tcPr>
-            <w:tcW w:w="720" w:type="dxa"/>
+            <w:tcW w:w="2080" w:type="dxa"/>
+          </w:tcPr>
+          <w:p>
+            <w:r>
+              <w:rPr>
+                <w:b/>
+                <w:sz w:val="16"/>
+              </w:rPr>
+              <w:t>Proposed CNN-</w:t>
+            </w:r>
+            <w:proofErr w:type="spellStart"/>
+            <w:r>
+              <w:rPr>
+                <w:b/>
+                <w:sz w:val="16"/>
+              </w:rPr>
+              <w:t>BiGRU</w:t>
+            </w:r>
+            <w:proofErr w:type="spellEnd"/>
+            <w:r>
+              <w:rPr>
+                <w:b/>
+                <w:sz w:val="16"/>
+              </w:rPr>
+              <w:t xml:space="preserve"> (Ours)</w:t>
+            </w:r>
+          </w:p>
+        </w:tc>
+        <w:tc>
+          <w:tcPr>
+            <w:tcW w:w="1664" w:type="dxa"/>
+          </w:tcPr>
+          <w:p>
+            <w:r>
+              <w:rPr>
+                <w:b/>
+                <w:sz w:val="16"/>
+              </w:rPr>
+              <w:t>CNN + BiGRU + Attn</w:t>
+            </w:r>
+          </w:p>
+        </w:tc>
+        <w:tc>
+          <w:tcPr>
+            <w:tcW w:w="832" w:type="dxa"/>
           </w:tcPr>
           <w:p>
             <w:pPr>
@@ -2033,15 +2051,16 @@
             </w:pPr>
             <w:r>
               <w:rPr>
-                <w:sz w:val="16"/>
-              </w:rPr>
-              <w:t>3</w:t>
-            </w:r>
-          </w:p>
-        </w:tc>
-        <w:tc>
-          <w:tcPr>
-            <w:tcW w:w="900" w:type="dxa"/>
+                <w:b/>
+                <w:sz w:val="16"/>
+              </w:rPr>
+              <w:t>4</w:t>
+            </w:r>
+          </w:p>
+        </w:tc>
+        <w:tc>
+          <w:tcPr>
+            <w:tcW w:w="1040" w:type="dxa"/>
           </w:tcPr>
           <w:p>
             <w:pPr>
@@ -2049,15 +2068,16 @@
             </w:pPr>
             <w:r>
               <w:rPr>
-                <w:sz w:val="16"/>
-              </w:rPr>
-              <w:t>Subject-sp.</w:t>
-            </w:r>
-          </w:p>
-        </w:tc>
-        <w:tc>
-          <w:tcPr>
-            <w:tcW w:w="900" w:type="dxa"/>
+                <w:b/>
+                <w:sz w:val="16"/>
+              </w:rPr>
+              <w:t>LOSO</w:t>
+            </w:r>
+          </w:p>
+        </w:tc>
+        <w:tc>
+          <w:tcPr>
+            <w:tcW w:w="1040" w:type="dxa"/>
           </w:tcPr>
           <w:p>
             <w:pPr>
@@ -2065,15 +2085,16 @@
             </w:pPr>
             <w:r>
               <w:rPr>
-                <w:sz w:val="16"/>
-              </w:rPr>
-              <w:t>95.06</w:t>
-            </w:r>
-          </w:p>
-        </w:tc>
-        <w:tc>
-          <w:tcPr>
-            <w:tcW w:w="1260" w:type="dxa"/>
+                <w:b/>
+                <w:sz w:val="16"/>
+              </w:rPr>
+              <w:t>64.00</w:t>
+            </w:r>
+          </w:p>
+        </w:tc>
+        <w:tc>
+          <w:tcPr>
+            <w:tcW w:w="1456" w:type="dxa"/>
           </w:tcPr>
           <w:p>
             <w:pPr>
@@ -2081,129 +2102,16 @@
             </w:pPr>
             <w:r>
               <w:rPr>
-                <w:sz w:val="16"/>
-              </w:rPr>
-              <w:t>91.71</w:t>
-            </w:r>
-          </w:p>
-        </w:tc>
-        <w:tc>
-          <w:tcPr>
-            <w:tcW w:w="1080" w:type="dxa"/>
-          </w:tcPr>
-          <w:p>
-            <w:pPr>
-              <w:jc w:val="center"/>
-            </w:pPr>
-            <w:r>
-              <w:rPr>
-                <w:sz w:val="16"/>
-              </w:rPr>
-              <w:t>N/R</w:t>
-            </w:r>
-          </w:p>
-        </w:tc>
-      </w:tr>
-      <w:tr>
-        <w:tc>
-          <w:tcPr>
-            <w:tcW w:w="1800" w:type="dxa"/>
-          </w:tcPr>
-          <w:p>
-            <w:r>
-              <w:rPr>
                 <w:b/>
                 <w:sz w:val="16"/>
               </w:rPr>
-              <w:t>Proposed CNN-BiGRU (Ours)</w:t>
-            </w:r>
-          </w:p>
-        </w:tc>
-        <w:tc>
-          <w:tcPr>
-            <w:tcW w:w="1440" w:type="dxa"/>
-          </w:tcPr>
-          <w:p>
-            <w:r>
-              <w:rPr>
-                <w:b/>
-                <w:sz w:val="16"/>
-              </w:rPr>
-              <w:t>CNN + BiGRU + Attn</w:t>
-            </w:r>
-          </w:p>
-        </w:tc>
-        <w:tc>
-          <w:tcPr>
-            <w:tcW w:w="720" w:type="dxa"/>
-          </w:tcPr>
-          <w:p>
-            <w:pPr>
-              <w:jc w:val="center"/>
-            </w:pPr>
-            <w:r>
-              <w:rPr>
-                <w:b/>
-                <w:sz w:val="16"/>
-              </w:rPr>
-              <w:t>4</w:t>
-            </w:r>
-          </w:p>
-        </w:tc>
-        <w:tc>
-          <w:tcPr>
-            <w:tcW w:w="900" w:type="dxa"/>
-          </w:tcPr>
-          <w:p>
-            <w:pPr>
-              <w:jc w:val="center"/>
-            </w:pPr>
-            <w:r>
-              <w:rPr>
-                <w:b/>
-                <w:sz w:val="16"/>
-              </w:rPr>
-              <w:t>LOSO</w:t>
-            </w:r>
-          </w:p>
-        </w:tc>
-        <w:tc>
-          <w:tcPr>
-            <w:tcW w:w="900" w:type="dxa"/>
-          </w:tcPr>
-          <w:p>
-            <w:pPr>
-              <w:jc w:val="center"/>
-            </w:pPr>
-            <w:r>
-              <w:rPr>
-                <w:b/>
-                <w:sz w:val="16"/>
-              </w:rPr>
-              <w:t>64.00</w:t>
-            </w:r>
-          </w:p>
-        </w:tc>
-        <w:tc>
-          <w:tcPr>
-            <w:tcW w:w="1260" w:type="dxa"/>
-          </w:tcPr>
-          <w:p>
-            <w:pPr>
-              <w:jc w:val="center"/>
-            </w:pPr>
-            <w:r>
-              <w:rPr>
-                <w:b/>
-                <w:sz w:val="16"/>
-              </w:rPr>
               <w:t>28.00</w:t>
             </w:r>
           </w:p>
         </w:tc>
         <w:tc>
           <w:tcPr>
-            <w:tcW w:w="1080" w:type="dxa"/>
+            <w:tcW w:w="1248" w:type="dxa"/>
           </w:tcPr>
           <w:p>
             <w:pPr>
@@ -7473,10 +7381,22 @@
         </w:rPr>
       </w:pPr>
       <w:r>
+        <w:t>Alena Simalatsar</w:t>
+      </w:r>
+      <w:r>
+        <w:t xml:space="preserve"> et al.,</w:t>
+      </w:r>
+      <w:r>
         <w:rPr>
           <w:lang w:val="en-IN"/>
         </w:rPr>
-        <w:t xml:space="preserve">R. K. Sah, S. Keserwani, and P. C. Pradhan, “Stress Classification Using Deep Learning with CNN: Using Physiological Signals,” in </w:t>
+        <w:t xml:space="preserve"> “</w:t>
+      </w:r>
+      <w:r>
+        <w:rPr>
+          <w:lang w:val="en-IN"/>
+        </w:rPr>
+        <w:t xml:space="preserve">Stress Classification Using Deep Learning with CNN: Using Physiological Signals,” in </w:t>
       </w:r>
       <w:r>
         <w:rPr>
@@ -7504,7 +7424,19 @@
         <w:rPr>
           <w:lang w:val="en-IN"/>
         </w:rPr>
-        <w:t xml:space="preserve">S. Ghosh, S. Kim, M. F. Ijaz, P. K. Singh, and M. Mahmud, “Classification of Mental Stress from Wearable Physiological Sensors Using Image-Encoding-Based Deep Neural Network,” </w:t>
+        <w:t xml:space="preserve">S. Ghosh, </w:t>
+      </w:r>
+      <w:r>
+        <w:rPr>
+          <w:lang w:val="en-IN"/>
+        </w:rPr>
+        <w:t xml:space="preserve">et al., </w:t>
+      </w:r>
+      <w:r>
+        <w:rPr>
+          <w:lang w:val="en-IN"/>
+        </w:rPr>
+        <w:t xml:space="preserve">“Classification of Mental Stress from Wearable Physiological Sensors Using Image-Encoding-Based Deep Neural Network,” </w:t>
       </w:r>
       <w:r>
         <w:rPr>
@@ -7560,7 +7492,33 @@
         <w:rPr>
           <w:lang w:val="en-IN"/>
         </w:rPr>
-        <w:t xml:space="preserve">J. Bansal, A. Sharma, and R. Verma, “StressNet-GAF: Stress Classification Using Gramian Angular Field and Transfer Learning on the WESAD Dataset,” in </w:t>
+        <w:t>A</w:t>
+      </w:r>
+      <w:r>
+        <w:rPr>
+          <w:lang w:val="en-IN"/>
+        </w:rPr>
+        <w:t>. Bansal</w:t>
+      </w:r>
+      <w:r>
+        <w:rPr>
+          <w:lang w:val="en-IN"/>
+        </w:rPr>
+        <w:t xml:space="preserve"> et al., “</w:t>
+      </w:r>
+      <w:proofErr w:type="spellStart"/>
+      <w:r>
+        <w:t>StressNet</w:t>
+      </w:r>
+      <w:proofErr w:type="spellEnd"/>
+      <w:r>
+        <w:t>-GAF: Stress Detection Using GAF Images and VGG16 on WESAD Dataset</w:t>
+      </w:r>
+      <w:r>
+        <w:rPr>
+          <w:lang w:val="en-IN"/>
+        </w:rPr>
+        <w:t xml:space="preserve">” in </w:t>
       </w:r>
       <w:r>
         <w:rPr>
@@ -7585,6 +7543,30 @@
         </w:rPr>
       </w:pPr>
       <w:r>
+        <w:t>Osman Yildiz</w:t>
+      </w:r>
+      <w:r>
+        <w:rPr>
+          <w:lang w:val="en-IN"/>
+        </w:rPr>
+        <w:t xml:space="preserve"> </w:t>
+      </w:r>
+      <w:r>
+        <w:rPr>
+          <w:lang w:val="en-IN"/>
+        </w:rPr>
+        <w:t xml:space="preserve">and </w:t>
+      </w:r>
+      <w:r>
+        <w:t>Abdulhamit Subasi</w:t>
+      </w:r>
+      <w:r>
+        <w:rPr>
+          <w:lang w:val="en-IN"/>
+        </w:rPr>
+        <w:t xml:space="preserve">, </w:t>
+      </w:r>
+      <w:r>
         <w:rPr>
           <w:lang w:val="en-IN"/>
         </w:rPr>
@@ -7608,30 +7590,15 @@
     <w:p>
       <w:pPr>
         <w:pStyle w:val="Reference"/>
+        <w:numPr>
+          <w:ilvl w:val="0"/>
+          <w:numId w:val="0"/>
+        </w:numPr>
+        <w:ind w:left="426"/>
         <w:rPr>
           <w:lang w:val="en-IN"/>
         </w:rPr>
       </w:pPr>
-      <w:r>
-        <w:rPr>
-          <w:lang w:val="en-IN"/>
-        </w:rPr>
-        <w:t xml:space="preserve">J. Li and P. Washington, “Individual Differences in Wearable Biosensor Data: Personalized Deep Learning Models for Stress Detection,” in </w:t>
-      </w:r>
-      <w:r>
-        <w:rPr>
-          <w:i/>
-          <w:iCs/>
-          <w:lang w:val="en-IN"/>
-        </w:rPr>
-        <w:t>Proc. 20th ACM International Conference on Multimodal Interaction (ICMI)</w:t>
-      </w:r>
-      <w:r>
-        <w:rPr>
-          <w:lang w:val="en-IN"/>
-        </w:rPr>
-        <w:t>, 2024. [Note: Full citation details require verification — please confirm DOI and page numbers]</w:t>
-      </w:r>
     </w:p>
     <w:sectPr>
       <w:pgSz w:w="12240" w:h="15840"/>
@@ -10003,7 +9970,6 @@
   <w:style w:type="character" w:default="1" w:styleId="DefaultParagraphFont">
     <w:name w:val="Default Paragraph Font"/>
     <w:uiPriority w:val="1"/>
-    <w:semiHidden/>
     <w:unhideWhenUsed/>
   </w:style>
   <w:style w:type="table" w:default="1" w:styleId="TableNormal">
